--- a/link_eshopworld/Documentation/eShopWorld_Localized_Shopping_Feed_Integration.docx
+++ b/link_eshopworld/Documentation/eShopWorld_Localized_Shopping_Feed_Integration.docx
@@ -307,7 +307,7 @@
                                     <w:sz w:val="20"/>
                                     <w:szCs w:val="20"/>
                                   </w:rPr>
-                                  <w:t>8</w:t>
+                                  <w:t>9</w:t>
                                 </w:r>
                               </w:p>
                               <w:p>
@@ -339,7 +339,7 @@
                                     <w:sz w:val="20"/>
                                     <w:szCs w:val="20"/>
                                   </w:rPr>
-                                  <w:t xml:space="preserve">September </w:t>
+                                  <w:t xml:space="preserve">October </w:t>
                                 </w:r>
                                 <w:r>
                                   <w:rPr>
@@ -438,7 +438,7 @@
                               <w:sz w:val="20"/>
                               <w:szCs w:val="20"/>
                             </w:rPr>
-                            <w:t>8</w:t>
+                            <w:t>9</w:t>
                           </w:r>
                         </w:p>
                         <w:p>
@@ -470,7 +470,7 @@
                               <w:sz w:val="20"/>
                               <w:szCs w:val="20"/>
                             </w:rPr>
-                            <w:t xml:space="preserve">September </w:t>
+                            <w:t xml:space="preserve">October </w:t>
                           </w:r>
                           <w:r>
                             <w:rPr>
@@ -3037,7 +3037,7 @@
           <w:spacing w:val="-1"/>
         </w:rPr>
         <w:drawing>
-          <wp:inline distT="0" distB="0" distL="0" distR="0" wp14:anchorId="4DAE5770" wp14:editId="3DF89D88">
+          <wp:inline distT="0" distB="0" distL="0" distR="0" wp14:anchorId="4DAE5770" wp14:editId="3546856C">
             <wp:extent cx="5943600" cy="1022350"/>
             <wp:effectExtent l="0" t="0" r="0" b="6350"/>
             <wp:docPr id="50372393" name="Picture 1"/>

--- a/link_eshopworld/Documentation/eShopWorld_Localized_Shopping_Feed_Integration.docx
+++ b/link_eshopworld/Documentation/eShopWorld_Localized_Shopping_Feed_Integration.docx
@@ -300,14 +300,14 @@
                                     <w:sz w:val="20"/>
                                     <w:szCs w:val="20"/>
                                   </w:rPr>
-                                  <w:t>: 4.</w:t>
+                                  <w:t xml:space="preserve">: </w:t>
                                 </w:r>
                                 <w:r>
                                   <w:rPr>
                                     <w:sz w:val="20"/>
                                     <w:szCs w:val="20"/>
                                   </w:rPr>
-                                  <w:t>9</w:t>
+                                  <w:t>5.0.0</w:t>
                                 </w:r>
                               </w:p>
                               <w:p>
@@ -339,14 +339,28 @@
                                     <w:sz w:val="20"/>
                                     <w:szCs w:val="20"/>
                                   </w:rPr>
-                                  <w:t xml:space="preserve">October </w:t>
+                                  <w:t>February</w:t>
                                 </w:r>
                                 <w:r>
                                   <w:rPr>
                                     <w:sz w:val="20"/>
                                     <w:szCs w:val="20"/>
                                   </w:rPr>
-                                  <w:t>2025</w:t>
+                                  <w:t xml:space="preserve"> </w:t>
+                                </w:r>
+                                <w:r>
+                                  <w:rPr>
+                                    <w:sz w:val="20"/>
+                                    <w:szCs w:val="20"/>
+                                  </w:rPr>
+                                  <w:t>202</w:t>
+                                </w:r>
+                                <w:r>
+                                  <w:rPr>
+                                    <w:sz w:val="20"/>
+                                    <w:szCs w:val="20"/>
+                                  </w:rPr>
+                                  <w:t>6</w:t>
                                 </w:r>
                               </w:p>
                               <w:p>
@@ -368,7 +382,7 @@
                                   <w:rPr>
                                     <w:rStyle w:val="span"/>
                                   </w:rPr>
-                                  <w:t>5</w:t>
+                                  <w:t>6</w:t>
                                 </w:r>
                                 <w:r>
                                   <w:rPr>
@@ -431,14 +445,14 @@
                               <w:sz w:val="20"/>
                               <w:szCs w:val="20"/>
                             </w:rPr>
-                            <w:t>: 4.</w:t>
+                            <w:t xml:space="preserve">: </w:t>
                           </w:r>
                           <w:r>
                             <w:rPr>
                               <w:sz w:val="20"/>
                               <w:szCs w:val="20"/>
                             </w:rPr>
-                            <w:t>9</w:t>
+                            <w:t>5.0.0</w:t>
                           </w:r>
                         </w:p>
                         <w:p>
@@ -470,14 +484,28 @@
                               <w:sz w:val="20"/>
                               <w:szCs w:val="20"/>
                             </w:rPr>
-                            <w:t xml:space="preserve">October </w:t>
+                            <w:t>February</w:t>
                           </w:r>
                           <w:r>
                             <w:rPr>
                               <w:sz w:val="20"/>
                               <w:szCs w:val="20"/>
                             </w:rPr>
-                            <w:t>2025</w:t>
+                            <w:t xml:space="preserve"> </w:t>
+                          </w:r>
+                          <w:r>
+                            <w:rPr>
+                              <w:sz w:val="20"/>
+                              <w:szCs w:val="20"/>
+                            </w:rPr>
+                            <w:t>202</w:t>
+                          </w:r>
+                          <w:r>
+                            <w:rPr>
+                              <w:sz w:val="20"/>
+                              <w:szCs w:val="20"/>
+                            </w:rPr>
+                            <w:t>6</w:t>
                           </w:r>
                         </w:p>
                         <w:p>
@@ -499,7 +527,7 @@
                             <w:rPr>
                               <w:rStyle w:val="span"/>
                             </w:rPr>
-                            <w:t>5</w:t>
+                            <w:t>6</w:t>
                           </w:r>
                           <w:r>
                             <w:rPr>
@@ -3037,7 +3065,7 @@
           <w:spacing w:val="-1"/>
         </w:rPr>
         <w:drawing>
-          <wp:inline distT="0" distB="0" distL="0" distR="0" wp14:anchorId="4DAE5770" wp14:editId="3546856C">
+          <wp:inline distT="0" distB="0" distL="0" distR="0" wp14:anchorId="4DAE5770" wp14:editId="0468AEC3">
             <wp:extent cx="5943600" cy="1022350"/>
             <wp:effectExtent l="0" t="0" r="0" b="6350"/>
             <wp:docPr id="50372393" name="Picture 1"/>
@@ -5969,6 +5997,7 @@
   <w:style w:type="character" w:default="1" w:styleId="DefaultParagraphFont">
     <w:name w:val="Default Paragraph Font"/>
     <w:uiPriority w:val="1"/>
+    <w:semiHidden/>
     <w:unhideWhenUsed/>
   </w:style>
   <w:style w:type="table" w:default="1" w:styleId="TableNormal">

--- a/link_eshopworld/Documentation/eShopWorld_Localized_Shopping_Feed_Integration.docx
+++ b/link_eshopworld/Documentation/eShopWorld_Localized_Shopping_Feed_Integration.docx
@@ -300,21 +300,14 @@
                                     <w:sz w:val="20"/>
                                     <w:szCs w:val="20"/>
                                   </w:rPr>
-                                  <w:t>: 4.</w:t>
+                                  <w:t xml:space="preserve">: </w:t>
                                 </w:r>
                                 <w:r>
                                   <w:rPr>
                                     <w:sz w:val="20"/>
                                     <w:szCs w:val="20"/>
                                   </w:rPr>
-                                  <w:t>7</w:t>
-                                </w:r>
-                                <w:r>
-                                  <w:rPr>
-                                    <w:sz w:val="20"/>
-                                    <w:szCs w:val="20"/>
-                                  </w:rPr>
-                                  <w:t>.1</w:t>
+                                  <w:t>5.0.0</w:t>
                                 </w:r>
                               </w:p>
                               <w:p>
@@ -346,14 +339,28 @@
                                     <w:sz w:val="20"/>
                                     <w:szCs w:val="20"/>
                                   </w:rPr>
-                                  <w:t>July</w:t>
+                                  <w:t>February</w:t>
                                 </w:r>
                                 <w:r>
                                   <w:rPr>
                                     <w:sz w:val="20"/>
                                     <w:szCs w:val="20"/>
                                   </w:rPr>
-                                  <w:t xml:space="preserve"> 2025</w:t>
+                                  <w:t xml:space="preserve"> </w:t>
+                                </w:r>
+                                <w:r>
+                                  <w:rPr>
+                                    <w:sz w:val="20"/>
+                                    <w:szCs w:val="20"/>
+                                  </w:rPr>
+                                  <w:t>202</w:t>
+                                </w:r>
+                                <w:r>
+                                  <w:rPr>
+                                    <w:sz w:val="20"/>
+                                    <w:szCs w:val="20"/>
+                                  </w:rPr>
+                                  <w:t>6</w:t>
                                 </w:r>
                               </w:p>
                               <w:p>
@@ -375,7 +382,7 @@
                                   <w:rPr>
                                     <w:rStyle w:val="span"/>
                                   </w:rPr>
-                                  <w:t>5</w:t>
+                                  <w:t>6</w:t>
                                 </w:r>
                                 <w:r>
                                   <w:rPr>
@@ -438,21 +445,14 @@
                               <w:sz w:val="20"/>
                               <w:szCs w:val="20"/>
                             </w:rPr>
-                            <w:t>: 4.</w:t>
+                            <w:t xml:space="preserve">: </w:t>
                           </w:r>
                           <w:r>
                             <w:rPr>
                               <w:sz w:val="20"/>
                               <w:szCs w:val="20"/>
                             </w:rPr>
-                            <w:t>7</w:t>
-                          </w:r>
-                          <w:r>
-                            <w:rPr>
-                              <w:sz w:val="20"/>
-                              <w:szCs w:val="20"/>
-                            </w:rPr>
-                            <w:t>.1</w:t>
+                            <w:t>5.0.0</w:t>
                           </w:r>
                         </w:p>
                         <w:p>
@@ -484,14 +484,28 @@
                               <w:sz w:val="20"/>
                               <w:szCs w:val="20"/>
                             </w:rPr>
-                            <w:t>July</w:t>
+                            <w:t>February</w:t>
                           </w:r>
                           <w:r>
                             <w:rPr>
                               <w:sz w:val="20"/>
                               <w:szCs w:val="20"/>
                             </w:rPr>
-                            <w:t xml:space="preserve"> 2025</w:t>
+                            <w:t xml:space="preserve"> </w:t>
+                          </w:r>
+                          <w:r>
+                            <w:rPr>
+                              <w:sz w:val="20"/>
+                              <w:szCs w:val="20"/>
+                            </w:rPr>
+                            <w:t>202</w:t>
+                          </w:r>
+                          <w:r>
+                            <w:rPr>
+                              <w:sz w:val="20"/>
+                              <w:szCs w:val="20"/>
+                            </w:rPr>
+                            <w:t>6</w:t>
                           </w:r>
                         </w:p>
                         <w:p>
@@ -513,7 +527,7 @@
                             <w:rPr>
                               <w:rStyle w:val="span"/>
                             </w:rPr>
-                            <w:t>5</w:t>
+                            <w:t>6</w:t>
                           </w:r>
                           <w:r>
                             <w:rPr>
@@ -3051,7 +3065,7 @@
           <w:spacing w:val="-1"/>
         </w:rPr>
         <w:drawing>
-          <wp:inline distT="0" distB="0" distL="0" distR="0" wp14:anchorId="4DAE5770" wp14:editId="677156B1">
+          <wp:inline distT="0" distB="0" distL="0" distR="0" wp14:anchorId="4DAE5770" wp14:editId="0468AEC3">
             <wp:extent cx="5943600" cy="1022350"/>
             <wp:effectExtent l="0" t="0" r="0" b="6350"/>
             <wp:docPr id="50372393" name="Picture 1"/>

--- a/link_eshopworld/Documentation/eShopWorld_Localized_Shopping_Feed_Integration.docx
+++ b/link_eshopworld/Documentation/eShopWorld_Localized_Shopping_Feed_Integration.docx
@@ -307,7 +307,21 @@
                                     <w:sz w:val="20"/>
                                     <w:szCs w:val="20"/>
                                   </w:rPr>
-                                  <w:t>5.0.0</w:t>
+                                  <w:t>5.</w:t>
+                                </w:r>
+                                <w:r>
+                                  <w:rPr>
+                                    <w:sz w:val="20"/>
+                                    <w:szCs w:val="20"/>
+                                  </w:rPr>
+                                  <w:t>1</w:t>
+                                </w:r>
+                                <w:r>
+                                  <w:rPr>
+                                    <w:sz w:val="20"/>
+                                    <w:szCs w:val="20"/>
+                                  </w:rPr>
+                                  <w:t>.0</w:t>
                                 </w:r>
                               </w:p>
                               <w:p>
@@ -339,7 +353,7 @@
                                     <w:sz w:val="20"/>
                                     <w:szCs w:val="20"/>
                                   </w:rPr>
-                                  <w:t>February</w:t>
+                                  <w:t>May</w:t>
                                 </w:r>
                                 <w:r>
                                   <w:rPr>
@@ -452,7 +466,21 @@
                               <w:sz w:val="20"/>
                               <w:szCs w:val="20"/>
                             </w:rPr>
-                            <w:t>5.0.0</w:t>
+                            <w:t>5.</w:t>
+                          </w:r>
+                          <w:r>
+                            <w:rPr>
+                              <w:sz w:val="20"/>
+                              <w:szCs w:val="20"/>
+                            </w:rPr>
+                            <w:t>1</w:t>
+                          </w:r>
+                          <w:r>
+                            <w:rPr>
+                              <w:sz w:val="20"/>
+                              <w:szCs w:val="20"/>
+                            </w:rPr>
+                            <w:t>.0</w:t>
                           </w:r>
                         </w:p>
                         <w:p>
@@ -484,7 +512,7 @@
                               <w:sz w:val="20"/>
                               <w:szCs w:val="20"/>
                             </w:rPr>
-                            <w:t>February</w:t>
+                            <w:t>May</w:t>
                           </w:r>
                           <w:r>
                             <w:rPr>
@@ -3065,7 +3093,7 @@
           <w:spacing w:val="-1"/>
         </w:rPr>
         <w:drawing>
-          <wp:inline distT="0" distB="0" distL="0" distR="0" wp14:anchorId="4DAE5770" wp14:editId="0468AEC3">
+          <wp:inline distT="0" distB="0" distL="0" distR="0" wp14:anchorId="4DAE5770" wp14:editId="63717FC6">
             <wp:extent cx="5943600" cy="1022350"/>
             <wp:effectExtent l="0" t="0" r="0" b="6350"/>
             <wp:docPr id="50372393" name="Picture 1"/>

--- a/link_eshopworld/Documentation/eShopWorld_Localized_Shopping_Feed_Integration.docx
+++ b/link_eshopworld/Documentation/eShopWorld_Localized_Shopping_Feed_Integration.docx
@@ -321,7 +321,14 @@
                                     <w:sz w:val="20"/>
                                     <w:szCs w:val="20"/>
                                   </w:rPr>
-                                  <w:t>.0</w:t>
+                                  <w:t>.</w:t>
+                                </w:r>
+                                <w:r>
+                                  <w:rPr>
+                                    <w:sz w:val="20"/>
+                                    <w:szCs w:val="20"/>
+                                  </w:rPr>
+                                  <w:t>1</w:t>
                                 </w:r>
                               </w:p>
                               <w:p>
@@ -353,7 +360,7 @@
                                     <w:sz w:val="20"/>
                                     <w:szCs w:val="20"/>
                                   </w:rPr>
-                                  <w:t>May</w:t>
+                                  <w:t>June</w:t>
                                 </w:r>
                                 <w:r>
                                   <w:rPr>
@@ -480,7 +487,14 @@
                               <w:sz w:val="20"/>
                               <w:szCs w:val="20"/>
                             </w:rPr>
-                            <w:t>.0</w:t>
+                            <w:t>.</w:t>
+                          </w:r>
+                          <w:r>
+                            <w:rPr>
+                              <w:sz w:val="20"/>
+                              <w:szCs w:val="20"/>
+                            </w:rPr>
+                            <w:t>1</w:t>
                           </w:r>
                         </w:p>
                         <w:p>
@@ -512,7 +526,7 @@
                               <w:sz w:val="20"/>
                               <w:szCs w:val="20"/>
                             </w:rPr>
-                            <w:t>May</w:t>
+                            <w:t>June</w:t>
                           </w:r>
                           <w:r>
                             <w:rPr>
@@ -3093,7 +3107,7 @@
           <w:spacing w:val="-1"/>
         </w:rPr>
         <w:drawing>
-          <wp:inline distT="0" distB="0" distL="0" distR="0" wp14:anchorId="4DAE5770" wp14:editId="63717FC6">
+          <wp:inline distT="0" distB="0" distL="0" distR="0" wp14:anchorId="4DAE5770" wp14:editId="6D6ADB9A">
             <wp:extent cx="5943600" cy="1022350"/>
             <wp:effectExtent l="0" t="0" r="0" b="6350"/>
             <wp:docPr id="50372393" name="Picture 1"/>

--- a/link_eshopworld/Documentation/eShopWorld_Localized_Shopping_Feed_Integration.docx
+++ b/link_eshopworld/Documentation/eShopWorld_Localized_Shopping_Feed_Integration.docx
@@ -307,7 +307,28 @@
                                     <w:sz w:val="20"/>
                                     <w:szCs w:val="20"/>
                                   </w:rPr>
-                                  <w:t>5.0.0</w:t>
+                                  <w:t>5.</w:t>
+                                </w:r>
+                                <w:r>
+                                  <w:rPr>
+                                    <w:sz w:val="20"/>
+                                    <w:szCs w:val="20"/>
+                                  </w:rPr>
+                                  <w:t>1</w:t>
+                                </w:r>
+                                <w:r>
+                                  <w:rPr>
+                                    <w:sz w:val="20"/>
+                                    <w:szCs w:val="20"/>
+                                  </w:rPr>
+                                  <w:t>.</w:t>
+                                </w:r>
+                                <w:r>
+                                  <w:rPr>
+                                    <w:sz w:val="20"/>
+                                    <w:szCs w:val="20"/>
+                                  </w:rPr>
+                                  <w:t>1</w:t>
                                 </w:r>
                               </w:p>
                               <w:p>
@@ -339,7 +360,7 @@
                                     <w:sz w:val="20"/>
                                     <w:szCs w:val="20"/>
                                   </w:rPr>
-                                  <w:t>February</w:t>
+                                  <w:t>June</w:t>
                                 </w:r>
                                 <w:r>
                                   <w:rPr>
@@ -452,7 +473,28 @@
                               <w:sz w:val="20"/>
                               <w:szCs w:val="20"/>
                             </w:rPr>
-                            <w:t>5.0.0</w:t>
+                            <w:t>5.</w:t>
+                          </w:r>
+                          <w:r>
+                            <w:rPr>
+                              <w:sz w:val="20"/>
+                              <w:szCs w:val="20"/>
+                            </w:rPr>
+                            <w:t>1</w:t>
+                          </w:r>
+                          <w:r>
+                            <w:rPr>
+                              <w:sz w:val="20"/>
+                              <w:szCs w:val="20"/>
+                            </w:rPr>
+                            <w:t>.</w:t>
+                          </w:r>
+                          <w:r>
+                            <w:rPr>
+                              <w:sz w:val="20"/>
+                              <w:szCs w:val="20"/>
+                            </w:rPr>
+                            <w:t>1</w:t>
                           </w:r>
                         </w:p>
                         <w:p>
@@ -484,7 +526,7 @@
                               <w:sz w:val="20"/>
                               <w:szCs w:val="20"/>
                             </w:rPr>
-                            <w:t>February</w:t>
+                            <w:t>June</w:t>
                           </w:r>
                           <w:r>
                             <w:rPr>
@@ -3065,7 +3107,7 @@
           <w:spacing w:val="-1"/>
         </w:rPr>
         <w:drawing>
-          <wp:inline distT="0" distB="0" distL="0" distR="0" wp14:anchorId="4DAE5770" wp14:editId="0468AEC3">
+          <wp:inline distT="0" distB="0" distL="0" distR="0" wp14:anchorId="4DAE5770" wp14:editId="6D6ADB9A">
             <wp:extent cx="5943600" cy="1022350"/>
             <wp:effectExtent l="0" t="0" r="0" b="6350"/>
             <wp:docPr id="50372393" name="Picture 1"/>
